--- a/test_pleading_TEST1OUTPUT.docx
+++ b/test_pleading_TEST1OUTPUT.docx
@@ -24,7 +24,7 @@
         <w:rPr>
           <w:highlight w:val="yellow"/>
         </w:rPr>
-        <w:t>The color of the organization was favorable to the defense. We must analyze the judgment carefully.</w:t>
+        <w:t>The color of the organization was favorable to the defense. We must analyze this matter and recognize the gray area.</w:t>
       </w:r>
       <w:r>
         <w:rPr>
@@ -240,7 +240,7 @@
           <w:color w:val="CC0000"/>
           <w:sz w:val="16"/>
         </w:rPr>
-        <w:t xml:space="preserve">  [british_spelling: Use 'colour' instead. | colour_formatting: Use 'colour'.]</w:t>
+        <w:t xml:space="preserve">  [british_spelling: Use 'colour' instead.]</w:t>
       </w:r>
     </w:p>
     <w:p>
@@ -372,7 +372,12 @@
     </w:p>
     <w:p>
       <w:r>
-        <w:t>Notwithstanding the terms above, and despite earlier agreements, the parties acted in accordance with the new protocol. Pursuant to clause 5, the obligations remain.</w:t>
+        <w:t>Notwithstanding the terms above, and despite earlier agreements, the parties acted in accordance with the new protocol.</w:t>
+      </w:r>
+    </w:p>
+    <w:p>
+      <w:r>
+        <w:t>Pursuant to clause 5, the obligations remain in full force.</w:t>
       </w:r>
     </w:p>
     <w:p>
@@ -615,7 +620,7 @@
           <w:color w:val="CC0000"/>
           <w:sz w:val="18"/>
         </w:rPr>
-        <w:t>[phrase_consistency] Inconsistent phrasing: pursuant to, in accordance with, under all used. -&gt; Standardise to 'under' or choose one form.</w:t>
+        <w:t>[phrase_consistency] Inconsistent phrasing: pursuant to, in accordance with all used. -&gt; Standardise to 'in accordance with' or choose one form.</w:t>
       </w:r>
     </w:p>
     <w:p>
